--- a/SAJE_292892_revision/deliverables_round3/06_Response_to_Editor.docx
+++ b/SAJE_292892_revision/deliverables_round3/06_Response_to_Editor.docx
@@ -674,7 +674,7 @@
               <w:jc w:val="left"/>
             </w:pPr>
             <w:r>
-              <w:t xml:space="preserve">Pre-trend reading corrected; arguments for and against assumption (2); observed path separated from causal reading</w:t>
+              <w:t xml:space="preserve">Pre-trend reading corrected; arguments for and against the parallel trends assumption; observed path separated from causal reading</w:t>
             </w:r>
           </w:p>
         </w:tc>

--- a/SAJE_292892_revision/deliverables_round3/06_Response_to_Editor.docx
+++ b/SAJE_292892_revision/deliverables_round3/06_Response_to_Editor.docx
@@ -175,7 +175,7 @@
         <w:pStyle w:val="BodyText"/>
       </w:pPr>
       <w:r>
-        <w:t xml:space="preserve">We have rewritten the abstract. It now has 150 words, contains no test statistics or confidence intervals, states the economic argument, and ends with a forward-looking conclusion. The revised abstract reads:</w:t>
+        <w:t xml:space="preserve">We have rewritten the abstract. It now has 149 words, contains no test statistics or confidence intervals, states the economic argument, and ends with a forward-looking conclusion. The revised abstract reads:</w:t>
       </w:r>
     </w:p>
     <w:p>
@@ -183,7 +183,7 @@
         <w:pStyle w:val="BlockText"/>
       </w:pPr>
       <w:r>
-        <w:t xml:space="preserve">Most listed firms in Southeast Asia have no environmental, social, and governance (ESG) score, so investors who screen on scores cannot hold them. We ask which firms enter the London Stock Exchange Group (LSEG) ESG database and what happens to their valuation around entry. We compare 675 non-financial firms in Indonesia, Malaysia, the Philippines, Singapore, and Thailand that received a first recorded score with 2,613 never-scored firms. Entry is selective. Scored firms are larger, and on average their market-to-book ratio had grown 10.0% more than that of similar firms over the five years before the first recorded score, a run-up not detected in a broad Malaysian wave. After entry, the valuation gap stops widening, but whether coverage itself changed valuations depends on when investors first saw the score and on untestable trend assumptions. Research and investment screens that compare rated with unrated firms should model who gets rated and when.</w:t>
+        <w:t xml:space="preserve">Most listed firms in Southeast Asia have no environmental, social, and governance (ESG) score, so investors who screen on scores cannot hold them. We ask which firms enter the London Stock Exchange Group (LSEG) ESG database and what happens to their valuation around entry. We compare 675 non-financial firms in Indonesia, Malaysia, the Philippines, Singapore, and Thailand that received a first recorded score with 2,613 never-scored firms. Entry is selective. Scored firms are larger, and on average their market-to-book ratio had grown 10.0% more than that of similar firms in the years before their first recorded score, a run-up not detected in a broad Malaysian wave. After entry, the valuation gap stops widening, but whether coverage itself changed valuations depends on when investors first saw the score and on untestable trend assumptions. Research and investment screens that compare rated with unrated firms should model who gets rated and when.</w:t>
       </w:r>
     </w:p>
     <w:bookmarkEnd w:id="21"/>
@@ -484,7 +484,7 @@
               <w:jc w:val="left"/>
             </w:pPr>
             <w:r>
-              <w:t xml:space="preserve">Abstract rewritten (150 words), forward-looking last sentence</w:t>
+              <w:t xml:space="preserve">Abstract rewritten (149 words), forward-looking last sentence</w:t>
             </w:r>
           </w:p>
         </w:tc>
